--- a/Decoupe/09_Fiches_de_bord_MJ.docx
+++ b/Decoupe/09_Fiches_de_bord_MJ.docx
@@ -1642,7 +1642,7 @@
         <w:jc w:val="both"/>
       </w:pPr>
       <w:r>
-        <w:t>« Les paquets de lettres que tu trouves dans l’atelier de Léa… tu remarques ce qui manque ? »</w:t>
+        <w:t>« Le carnet de Léa, première page : sa méthode est écrite. »</w:t>
       </w:r>
     </w:p>
     <w:p>
@@ -1652,7 +1652,7 @@
         <w:jc w:val="both"/>
       </w:pPr>
       <w:r>
-        <w:t>« Le carnet est ouvert à la grille. La dernière entrée porte une étoile. »</w:t>
+        <w:t>« Le journal du carnet — entrée du samedi 6 juin : "Au grand large". »</w:t>
       </w:r>
     </w:p>
     <w:p>
@@ -1662,7 +1662,7 @@
         <w:jc w:val="both"/>
       </w:pPr>
       <w:r>
-        <w:t>« A vaut un. G vaut sept. L vaut trois. »</w:t>
+        <w:t>« A vaut un, G vaut sept, L vaut trois. Le code de la malle est 1-7-3. »</w:t>
       </w:r>
     </w:p>
     <w:p>
@@ -1695,14 +1695,14 @@
         <w:jc w:val="both"/>
       </w:pPr>
       <w:r>
-        <w:t xml:space="preserve">Niveau 1 : </w:t>
+        <w:t xml:space="preserve">Niveau 1 : « La première page du carnet : sa méthode est encadrée. »</w:t>
       </w:r>
       <w:r>
         <w:rPr>
           <w:i/>
           <w:iCs/>
         </w:rPr>
-        <w:t>« Les notes de Léa pour son roman te disent qui est A.G.L. »</w:t>
+        <w:t/>
       </w:r>
     </w:p>
     <w:p>
@@ -1711,14 +1711,14 @@
         <w:jc w:val="both"/>
       </w:pPr>
       <w:r>
-        <w:t xml:space="preserve">Niveau 2 : </w:t>
+        <w:t xml:space="preserve">Niveau 2 : « Le journal du carnet — entrée du samedi 6 juin. »</w:t>
       </w:r>
       <w:r>
         <w:rPr>
           <w:i/>
           <w:iCs/>
         </w:rPr>
-        <w:t>« Le carnet — dernière entrée avec l’étoile. »</w:t>
+        <w:t/>
       </w:r>
     </w:p>
     <w:p>
@@ -1727,14 +1727,14 @@
         <w:jc w:val="both"/>
       </w:pPr>
       <w:r>
-        <w:t xml:space="preserve">Niveau 3 : </w:t>
+        <w:t xml:space="preserve">Niveau 3 : « "Au grand large" — A=1, G=7, L=3. Code 1-7-3. »</w:t>
       </w:r>
       <w:r>
         <w:rPr>
           <w:i/>
           <w:iCs/>
         </w:rPr>
-        <w:t>« 1, 7, 3. »</w:t>
+        <w:t/>
       </w:r>
     </w:p>
     <w:sectPr>

--- a/Decoupe/09_Fiches_de_bord_MJ.docx
+++ b/Decoupe/09_Fiches_de_bord_MJ.docx
@@ -1,6 +1,6 @@
 
 <file path=word/document.xml><?xml version="1.0" encoding="utf-8"?>
-<w:document xmlns:wpc="http://schemas.microsoft.com/office/word/2010/wordprocessingCanvas" xmlns:cx="http://schemas.microsoft.com/office/drawing/2014/chartex" xmlns:mc="http://schemas.openxmlformats.org/markup-compatibility/2006" xmlns:o="urn:schemas-microsoft-com:office:office" xmlns:r="http://schemas.openxmlformats.org/officeDocument/2006/relationships" xmlns:m="http://schemas.openxmlformats.org/officeDocument/2006/math" xmlns:v="urn:schemas-microsoft-com:vml" xmlns:wp14="http://schemas.microsoft.com/office/word/2010/wordprocessingDrawing" xmlns:wp="http://schemas.openxmlformats.org/drawingml/2006/wordprocessingDrawing" xmlns:w10="urn:schemas-microsoft-com:office:word" xmlns:w="http://schemas.openxmlformats.org/wordprocessingml/2006/main" xmlns:w14="http://schemas.microsoft.com/office/word/2010/wordml" xmlns:w15="http://schemas.microsoft.com/office/word/2012/wordml" xmlns:wpg="http://schemas.microsoft.com/office/word/2010/wordprocessingGroup" xmlns:wpi="http://schemas.microsoft.com/office/word/2010/wordprocessingInk" xmlns:wne="http://schemas.microsoft.com/office/word/2006/wordml" xmlns:wps="http://schemas.microsoft.com/office/word/2010/wordprocessingShape" mc:Ignorable="w14 w15 wp14">
+<w:document xmlns:ns1="http://schemas.openxmlformats.org/markup-compatibility/2006" xmlns:w="http://schemas.openxmlformats.org/wordprocessingml/2006/main" ns1:Ignorable="w14 w15 wp14">
   <w:body>
     <w:p>
       <w:pPr>
@@ -1138,7 +1138,7 @@
                 <w:sz w:val="22"/>
                 <w:szCs w:val="22"/>
               </w:rPr>
-              <w:t>Lady Romanette</w:t>
+              <w:t xml:space="preserve">Mademoiselle Maëlys Bouchard</w:t>
             </w:r>
           </w:p>
         </w:tc>
@@ -1186,7 +1186,7 @@
                 <w:sz w:val="22"/>
                 <w:szCs w:val="22"/>
               </w:rPr>
-              <w:t>III</w:t>
+              <w:t xml:space="preserve">II</w:t>
             </w:r>
           </w:p>
         </w:tc>
@@ -1209,7 +1209,7 @@
                 <w:sz w:val="22"/>
                 <w:szCs w:val="22"/>
               </w:rPr>
-              <w:t>Lady Cloé Fischer (PIVOT)</w:t>
+              <w:t xml:space="preserve">Témoins divers</w:t>
             </w:r>
           </w:p>
         </w:tc>
@@ -1232,7 +1232,7 @@
                 <w:sz w:val="22"/>
                 <w:szCs w:val="22"/>
               </w:rPr>
-              <w:t>Amandinette traverse le jardin à 17h32.</w:t>
+              <w:t xml:space="preserve">Éclat public Lisa-Léa à 16h40 (amorce Lisa — fausse piste de caractère).</w:t>
             </w:r>
           </w:p>
         </w:tc>
@@ -1280,6 +1280,77 @@
                 <w:sz w:val="22"/>
                 <w:szCs w:val="22"/>
               </w:rPr>
+              <w:t>Lady Cloé Fischer (PIVOT)</w:t>
+            </w:r>
+          </w:p>
+        </w:tc>
+        <w:tc>
+          <w:tcPr>
+            <w:tcW w:w="5760" w:type="dxa"/>
+            <w:tcMar>
+              <w:top w:w="80" w:type="dxa"/>
+              <w:bottom w:w="80" w:type="dxa"/>
+              <w:left w:w="120" w:type="dxa"/>
+              <w:right w:w="120" w:type="dxa"/>
+            </w:tcMar>
+          </w:tcPr>
+          <w:p>
+            <w:pPr>
+              <w:spacing w:before="20" w:after="20" w:line="260" w:lineRule="auto"/>
+            </w:pPr>
+            <w:r>
+              <w:rPr>
+                <w:sz w:val="22"/>
+                <w:szCs w:val="22"/>
+              </w:rPr>
+              <w:t>Amandinette traverse le jardin à 17h32.</w:t>
+            </w:r>
+          </w:p>
+        </w:tc>
+      </w:tr>
+      <w:tr>
+        <w:tc>
+          <w:tcPr>
+            <w:tcW w:w="800" w:type="dxa"/>
+            <w:tcMar>
+              <w:top w:w="80" w:type="dxa"/>
+              <w:bottom w:w="80" w:type="dxa"/>
+              <w:left w:w="120" w:type="dxa"/>
+              <w:right w:w="120" w:type="dxa"/>
+            </w:tcMar>
+          </w:tcPr>
+          <w:p>
+            <w:pPr>
+              <w:spacing w:before="20" w:after="20" w:line="260" w:lineRule="auto"/>
+            </w:pPr>
+            <w:r>
+              <w:rPr>
+                <w:sz w:val="22"/>
+                <w:szCs w:val="22"/>
+              </w:rPr>
+              <w:t>III</w:t>
+            </w:r>
+          </w:p>
+        </w:tc>
+        <w:tc>
+          <w:tcPr>
+            <w:tcW w:w="2800" w:type="dxa"/>
+            <w:tcMar>
+              <w:top w:w="80" w:type="dxa"/>
+              <w:bottom w:w="80" w:type="dxa"/>
+              <w:left w:w="120" w:type="dxa"/>
+              <w:right w:w="120" w:type="dxa"/>
+            </w:tcMar>
+          </w:tcPr>
+          <w:p>
+            <w:pPr>
+              <w:spacing w:before="20" w:after="20" w:line="260" w:lineRule="auto"/>
+            </w:pPr>
+            <w:r>
+              <w:rPr>
+                <w:sz w:val="22"/>
+                <w:szCs w:val="22"/>
+              </w:rPr>
               <w:t>Lady Boulet de Myrtilles</w:t>
             </w:r>
           </w:p>
@@ -1304,6 +1375,77 @@
                 <w:szCs w:val="22"/>
               </w:rPr>
               <w:t>Gautier cache la mallette 17h33. Alicia s’attarde au bar à 18h00.</w:t>
+            </w:r>
+          </w:p>
+        </w:tc>
+      </w:tr>
+      <w:tr>
+        <w:tc>
+          <w:tcPr>
+            <w:tcW w:w="800" w:type="dxa"/>
+            <w:tcMar>
+              <w:top w:w="80" w:type="dxa"/>
+              <w:bottom w:w="80" w:type="dxa"/>
+              <w:left w:w="120" w:type="dxa"/>
+              <w:right w:w="120" w:type="dxa"/>
+            </w:tcMar>
+          </w:tcPr>
+          <w:p>
+            <w:pPr>
+              <w:spacing w:before="20" w:after="20" w:line="260" w:lineRule="auto"/>
+            </w:pPr>
+            <w:r>
+              <w:rPr>
+                <w:sz w:val="22"/>
+                <w:szCs w:val="22"/>
+              </w:rPr>
+              <w:t xml:space="preserve">III</w:t>
+            </w:r>
+          </w:p>
+        </w:tc>
+        <w:tc>
+          <w:tcPr>
+            <w:tcW w:w="2800" w:type="dxa"/>
+            <w:tcMar>
+              <w:top w:w="80" w:type="dxa"/>
+              <w:bottom w:w="80" w:type="dxa"/>
+              <w:left w:w="120" w:type="dxa"/>
+              <w:right w:w="120" w:type="dxa"/>
+            </w:tcMar>
+          </w:tcPr>
+          <w:p>
+            <w:pPr>
+              <w:spacing w:before="20" w:after="20" w:line="260" w:lineRule="auto"/>
+            </w:pPr>
+            <w:r>
+              <w:rPr>
+                <w:sz w:val="22"/>
+                <w:szCs w:val="22"/>
+              </w:rPr>
+              <w:t xml:space="preserve">Cabinet / Boulet</w:t>
+            </w:r>
+          </w:p>
+        </w:tc>
+        <w:tc>
+          <w:tcPr>
+            <w:tcW w:w="5760" w:type="dxa"/>
+            <w:tcMar>
+              <w:top w:w="80" w:type="dxa"/>
+              <w:bottom w:w="80" w:type="dxa"/>
+              <w:left w:w="120" w:type="dxa"/>
+              <w:right w:w="120" w:type="dxa"/>
+            </w:tcMar>
+          </w:tcPr>
+          <w:p>
+            <w:pPr>
+              <w:spacing w:before="20" w:after="20" w:line="260" w:lineRule="auto"/>
+            </w:pPr>
+            <w:r>
+              <w:rPr>
+                <w:sz w:val="22"/>
+                <w:szCs w:val="22"/>
+              </w:rPr>
+              <w:t xml:space="preserve">Emilien seul au cabinet de lecture (alibi creux) ; il a racheté les terres Beauchamp en 1910 (aubaine louche).</w:t>
             </w:r>
           </w:p>
         </w:tc>
@@ -1570,7 +1712,17 @@
         <w:jc w:val="both"/>
       </w:pPr>
       <w:r>
-        <w:t>« Romanette était près du piano. Elle voit le couloir et le hall depuis sa place. »</w:t>
+        <w:t xml:space="preserve">« Maëlys était près du piano. Elle voit le couloir et le hall depuis sa place. »</w:t>
+      </w:r>
+    </w:p>
+    <w:p>
+      <w:pPr>
+        <w:spacing w:before="60" w:after="60" w:line="300" w:lineRule="auto"/>
+        <w:ind w:left="360"/>
+        <w:jc w:val="both"/>
+      </w:pPr>
+      <w:r>
+        <w:t xml:space="preserve">« La cantatrice Lisa a eu un éclat public avec Léa à 16h40. Demande-lui ce qu’il y avait entre elles. »</w:t>
       </w:r>
     </w:p>
     <w:p>
@@ -1617,6 +1769,16 @@
       </w:pPr>
       <w:r>
         <w:t>« Alicia a eu une journée étrange. Elle est entrée au bar pendant les cris. »</w:t>
+      </w:r>
+    </w:p>
+    <w:p>
+      <w:pPr>
+        <w:spacing w:before="60" w:after="60" w:line="300" w:lineRule="auto"/>
+        <w:ind w:left="360"/>
+        <w:jc w:val="both"/>
+      </w:pPr>
+      <w:r>
+        <w:t xml:space="preserve">« Maître Collin-Stanislas s’est isolé seul tout l’après-midi au cabinet de lecture. Un notaire qui fuit la compagnie un jour de meurtre… et il a fait fortune sur les terres Beauchamp en 1910. »</w:t>
       </w:r>
     </w:p>
     <w:p>

--- a/Decoupe/09_Fiches_de_bord_MJ.docx
+++ b/Decoupe/09_Fiches_de_bord_MJ.docx
@@ -1399,77 +1399,6 @@
                 <w:sz w:val="22"/>
                 <w:szCs w:val="22"/>
               </w:rPr>
-              <w:t xml:space="preserve">III</w:t>
-            </w:r>
-          </w:p>
-        </w:tc>
-        <w:tc>
-          <w:tcPr>
-            <w:tcW w:w="2800" w:type="dxa"/>
-            <w:tcMar>
-              <w:top w:w="80" w:type="dxa"/>
-              <w:bottom w:w="80" w:type="dxa"/>
-              <w:left w:w="120" w:type="dxa"/>
-              <w:right w:w="120" w:type="dxa"/>
-            </w:tcMar>
-          </w:tcPr>
-          <w:p>
-            <w:pPr>
-              <w:spacing w:before="20" w:after="20" w:line="260" w:lineRule="auto"/>
-            </w:pPr>
-            <w:r>
-              <w:rPr>
-                <w:sz w:val="22"/>
-                <w:szCs w:val="22"/>
-              </w:rPr>
-              <w:t xml:space="preserve">Cabinet / Boulet</w:t>
-            </w:r>
-          </w:p>
-        </w:tc>
-        <w:tc>
-          <w:tcPr>
-            <w:tcW w:w="5760" w:type="dxa"/>
-            <w:tcMar>
-              <w:top w:w="80" w:type="dxa"/>
-              <w:bottom w:w="80" w:type="dxa"/>
-              <w:left w:w="120" w:type="dxa"/>
-              <w:right w:w="120" w:type="dxa"/>
-            </w:tcMar>
-          </w:tcPr>
-          <w:p>
-            <w:pPr>
-              <w:spacing w:before="20" w:after="20" w:line="260" w:lineRule="auto"/>
-            </w:pPr>
-            <w:r>
-              <w:rPr>
-                <w:sz w:val="22"/>
-                <w:szCs w:val="22"/>
-              </w:rPr>
-              <w:t xml:space="preserve">Emilien seul au cabinet de lecture (alibi creux) ; il a racheté les terres Beauchamp en 1910 (aubaine louche).</w:t>
-            </w:r>
-          </w:p>
-        </w:tc>
-      </w:tr>
-      <w:tr>
-        <w:tc>
-          <w:tcPr>
-            <w:tcW w:w="800" w:type="dxa"/>
-            <w:tcMar>
-              <w:top w:w="80" w:type="dxa"/>
-              <w:bottom w:w="80" w:type="dxa"/>
-              <w:left w:w="120" w:type="dxa"/>
-              <w:right w:w="120" w:type="dxa"/>
-            </w:tcMar>
-          </w:tcPr>
-          <w:p>
-            <w:pPr>
-              <w:spacing w:before="20" w:after="20" w:line="260" w:lineRule="auto"/>
-            </w:pPr>
-            <w:r>
-              <w:rPr>
-                <w:sz w:val="22"/>
-                <w:szCs w:val="22"/>
-              </w:rPr>
               <w:t>III</w:t>
             </w:r>
           </w:p>
@@ -1774,16 +1703,6 @@
     <w:p>
       <w:pPr>
         <w:spacing w:before="60" w:after="60" w:line="300" w:lineRule="auto"/>
-        <w:ind w:left="360"/>
-        <w:jc w:val="both"/>
-      </w:pPr>
-      <w:r>
-        <w:t xml:space="preserve">« Maître Collin-Stanislas s’est isolé seul tout l’après-midi au cabinet de lecture. Un notaire qui fuit la compagnie un jour de meurtre… et il a fait fortune sur les terres Beauchamp en 1910. »</w:t>
-      </w:r>
-    </w:p>
-    <w:p>
-      <w:pPr>
-        <w:spacing w:before="60" w:after="60" w:line="300" w:lineRule="auto"/>
         <w:jc w:val="both"/>
       </w:pPr>
       <w:r>
@@ -1849,6 +1768,20 @@
           <w:color w:val="795548"/>
         </w:rPr>
         <w:t>Énigme finale du coffret — aide graduée</w:t>
+      </w:r>
+    </w:p>
+    <w:p>
+      <w:pPr>
+        <w:pStyle w:val="Titre3"/>
+        <w:spacing w:before="200" w:after="100"/>
+      </w:pPr>
+      <w:r>
+        <w:rPr>
+          <w:b/>
+          <w:bCs/>
+          <w:color w:val="795548"/>
+        </w:rPr>
+        <w:t xml:space="preserve">Comte Lorenzo Pariset &amp; Comtesse Lola Pariset : aucun secret. Témoignages corroboratifs (Théodorette 17h13/17h20, Lisa au salon, toast Amandinette). Tenues marquantes (canne d’ébène, perles bleu marine) — pour Boulet/Maëlys, faciles à situer.</w:t>
       </w:r>
     </w:p>
     <w:p>
